--- a/docs/requirements/Ahla_SRS_FV.docx
+++ b/docs/requirements/Ahla_SRS_FV.docx
@@ -32,7 +32,7 @@
         <w:jc w:val="center"/>
       </w:pPr>
       <w:r>
-        <w:t xml:space="preserve">Prepared by Mohamed Zouari, Salma </w:t>
+        <w:t xml:space="preserve">Prepared by Salma </w:t>
       </w:r>
       <w:proofErr w:type="spellStart"/>
       <w:r>
